--- a/Knowledge/3-Work knowledge/1-Software Engineering/2-Testing/5-My Source/1-ISTQB Foundation Level/5-Test Management/1-Phases of the Software Testing Life Cycle (STLC)/9-Test Monitoring & Control.docx
+++ b/Knowledge/3-Work knowledge/1-Software Engineering/2-Testing/5-My Source/1-ISTQB Foundation Level/5-Test Management/1-Phases of the Software Testing Life Cycle (STLC)/9-Test Monitoring & Control.docx
@@ -44,51 +44,77 @@
       </w:pPr>
       <w:r>
         <w:rPr>
-          <w:b/>
-          <w:shd w:val="clear" w:color="auto" w:fill="B7B7B7"/>
-        </w:rPr>
-        <w:t># Source</w:t>
-      </w:r>
-      <w:r>
-        <w:rPr>
-          <w:shd w:val="clear" w:color="auto" w:fill="B7B7B7"/>
-        </w:rPr>
-        <w:t xml:space="preserve">: </w:t>
-      </w:r>
-      <w:r>
-        <w:rPr>
-          <w:b/>
-          <w:shd w:val="clear" w:color="auto" w:fill="B7B7B7"/>
-        </w:rPr>
-        <w:t xml:space="preserve">Chatgpt </w:t>
-      </w:r>
-      <w:r>
-        <w:rPr>
-          <w:b/>
-          <w:sz w:val="14"/>
-          <w:szCs w:val="14"/>
-          <w:shd w:val="clear" w:color="auto" w:fill="B7B7B7"/>
-        </w:rPr>
-        <w:t>(GPT</w:t>
-      </w:r>
-      <w:r>
-        <w:rPr>
-          <w:rFonts w:ascii="Cambria Math" w:hAnsi="Cambria Math" w:cs="Cambria Math"/>
-          <w:b/>
-          <w:sz w:val="14"/>
-          <w:szCs w:val="14"/>
-          <w:shd w:val="clear" w:color="auto" w:fill="B7B7B7"/>
+          <w:rFonts w:ascii="Arial" w:eastAsia="Arial" w:hAnsi="Arial" w:cs="Arial"/>
+          <w:b/>
+          <w:color w:val="000000"/>
+          <w:sz w:val="18"/>
+          <w:highlight w:val="lightGray"/>
+        </w:rPr>
+        <w:t># Source: AI Source: Provided by: [Data Path</w:t>
+      </w:r>
+      <w:r>
+        <w:rPr>
+          <w:rFonts w:ascii="Arial" w:eastAsia="Arial" w:hAnsi="Arial" w:cs="Arial"/>
+          <w:color w:val="000000"/>
+          <w:sz w:val="18"/>
+          <w:highlight w:val="lightGray"/>
+        </w:rPr>
+        <w:t xml:space="preserve">: Persons Table -&gt; ID Column: 1, Name_En Column: Motasem Essam] -&gt; </w:t>
+      </w:r>
+      <w:r>
+        <w:rPr>
+          <w:rFonts w:ascii="Arial" w:eastAsia="Arial" w:hAnsi="Arial" w:cs="Arial"/>
+          <w:b/>
+          <w:color w:val="000000"/>
+          <w:sz w:val="18"/>
+          <w:highlight w:val="lightGray"/>
+        </w:rPr>
+        <w:t>From:</w:t>
+      </w:r>
+      <w:r>
+        <w:rPr>
+          <w:rFonts w:ascii="Arial" w:eastAsia="Arial" w:hAnsi="Arial" w:cs="Arial"/>
+          <w:color w:val="000000"/>
+          <w:sz w:val="18"/>
+          <w:highlight w:val="lightGray"/>
+        </w:rPr>
+        <w:t xml:space="preserve"> [Chatgpt (GPT</w:t>
+      </w:r>
+      <w:r>
+        <w:rPr>
+          <w:rFonts w:ascii="Arial" w:eastAsia="Arial" w:hAnsi="Arial" w:cs="Cambria Math"/>
+          <w:color w:val="000000"/>
+          <w:sz w:val="18"/>
+          <w:highlight w:val="lightGray"/>
         </w:rPr>
         <w:t>‑</w:t>
       </w:r>
       <w:r>
         <w:rPr>
-          <w:b/>
-          <w:sz w:val="14"/>
-          <w:szCs w:val="14"/>
-          <w:shd w:val="clear" w:color="auto" w:fill="B7B7B7"/>
-        </w:rPr>
-        <w:t>5 Mini) at [8/18/2025]</w:t>
+          <w:rFonts w:ascii="Arial" w:eastAsia="Arial" w:hAnsi="Arial" w:cs="Arial"/>
+          <w:color w:val="000000"/>
+          <w:sz w:val="18"/>
+          <w:highlight w:val="lightGray"/>
+        </w:rPr>
+        <w:t xml:space="preserve">5 Mini)] </w:t>
+      </w:r>
+      <w:r>
+        <w:rPr>
+          <w:rFonts w:ascii="Arial" w:eastAsia="Arial" w:hAnsi="Arial" w:cs="Arial"/>
+          <w:b/>
+          <w:color w:val="000000"/>
+          <w:sz w:val="18"/>
+          <w:highlight w:val="lightGray"/>
+        </w:rPr>
+        <w:t>on</w:t>
+      </w:r>
+      <w:r>
+        <w:rPr>
+          <w:rFonts w:ascii="Arial" w:eastAsia="Arial" w:hAnsi="Arial"/>
+          <w:sz w:val="18"/>
+          <w:highlight w:val="lightGray"/>
+        </w:rPr>
+        <w:t xml:space="preserve"> [8/18/2025]</w:t>
       </w:r>
     </w:p>
     <w:p>
@@ -118,7 +144,7 @@
           <w:ilvl w:val="0"/>
           <w:numId w:val="6"/>
         </w:numPr>
-        <w:spacing w:before="240"/>
+        <w:spacing w:before="240" w:after="0" w:line="276" w:lineRule="auto"/>
       </w:pPr>
       <w:r>
         <w:rPr>
@@ -159,7 +185,7 @@
           <w:ilvl w:val="0"/>
           <w:numId w:val="6"/>
         </w:numPr>
-        <w:spacing w:after="240"/>
+        <w:spacing w:after="240" w:line="276" w:lineRule="auto"/>
       </w:pPr>
       <w:r>
         <w:rPr>
@@ -197,7 +223,7 @@
     </w:p>
     <w:p>
       <w:r>
-        <w:pict w14:anchorId="0775FA16">
+        <w:pict w14:anchorId="34181F1E">
           <v:rect id="_x0000_i1025" style="width:0;height:1.5pt" o:hralign="center" o:hrstd="t" o:hr="t" fillcolor="#a0a0a0" stroked="f"/>
         </w:pict>
       </w:r>
@@ -230,51 +256,77 @@
       </w:pPr>
       <w:r>
         <w:rPr>
-          <w:b/>
-          <w:shd w:val="clear" w:color="auto" w:fill="B7B7B7"/>
-        </w:rPr>
-        <w:t># Source</w:t>
-      </w:r>
-      <w:r>
-        <w:rPr>
-          <w:shd w:val="clear" w:color="auto" w:fill="B7B7B7"/>
-        </w:rPr>
-        <w:t xml:space="preserve">: </w:t>
-      </w:r>
-      <w:r>
-        <w:rPr>
-          <w:b/>
-          <w:shd w:val="clear" w:color="auto" w:fill="B7B7B7"/>
-        </w:rPr>
-        <w:t xml:space="preserve">Chatgpt </w:t>
-      </w:r>
-      <w:r>
-        <w:rPr>
-          <w:b/>
-          <w:sz w:val="14"/>
-          <w:szCs w:val="14"/>
-          <w:shd w:val="clear" w:color="auto" w:fill="B7B7B7"/>
-        </w:rPr>
-        <w:t>(GPT</w:t>
-      </w:r>
-      <w:r>
-        <w:rPr>
-          <w:rFonts w:ascii="Cambria Math" w:hAnsi="Cambria Math" w:cs="Cambria Math"/>
-          <w:b/>
-          <w:sz w:val="14"/>
-          <w:szCs w:val="14"/>
-          <w:shd w:val="clear" w:color="auto" w:fill="B7B7B7"/>
+          <w:rFonts w:ascii="Arial" w:eastAsia="Arial" w:hAnsi="Arial" w:cs="Arial"/>
+          <w:b/>
+          <w:color w:val="000000"/>
+          <w:sz w:val="18"/>
+          <w:highlight w:val="lightGray"/>
+        </w:rPr>
+        <w:t># Source: AI Source: Provided by: [Data Path</w:t>
+      </w:r>
+      <w:r>
+        <w:rPr>
+          <w:rFonts w:ascii="Arial" w:eastAsia="Arial" w:hAnsi="Arial" w:cs="Arial"/>
+          <w:color w:val="000000"/>
+          <w:sz w:val="18"/>
+          <w:highlight w:val="lightGray"/>
+        </w:rPr>
+        <w:t xml:space="preserve">: Persons Table -&gt; ID Column: 1, Name_En Column: Motasem Essam] -&gt; </w:t>
+      </w:r>
+      <w:r>
+        <w:rPr>
+          <w:rFonts w:ascii="Arial" w:eastAsia="Arial" w:hAnsi="Arial" w:cs="Arial"/>
+          <w:b/>
+          <w:color w:val="000000"/>
+          <w:sz w:val="18"/>
+          <w:highlight w:val="lightGray"/>
+        </w:rPr>
+        <w:t>From:</w:t>
+      </w:r>
+      <w:r>
+        <w:rPr>
+          <w:rFonts w:ascii="Arial" w:eastAsia="Arial" w:hAnsi="Arial" w:cs="Arial"/>
+          <w:color w:val="000000"/>
+          <w:sz w:val="18"/>
+          <w:highlight w:val="lightGray"/>
+        </w:rPr>
+        <w:t xml:space="preserve"> [Chatgpt (GPT</w:t>
+      </w:r>
+      <w:r>
+        <w:rPr>
+          <w:rFonts w:ascii="Arial" w:eastAsia="Arial" w:hAnsi="Arial" w:cs="Cambria Math"/>
+          <w:color w:val="000000"/>
+          <w:sz w:val="18"/>
+          <w:highlight w:val="lightGray"/>
         </w:rPr>
         <w:t>‑</w:t>
       </w:r>
       <w:r>
         <w:rPr>
-          <w:b/>
-          <w:sz w:val="14"/>
-          <w:szCs w:val="14"/>
-          <w:shd w:val="clear" w:color="auto" w:fill="B7B7B7"/>
-        </w:rPr>
-        <w:t>5 Mini) at [8/18/2025]</w:t>
+          <w:rFonts w:ascii="Arial" w:eastAsia="Arial" w:hAnsi="Arial" w:cs="Arial"/>
+          <w:color w:val="000000"/>
+          <w:sz w:val="18"/>
+          <w:highlight w:val="lightGray"/>
+        </w:rPr>
+        <w:t xml:space="preserve">5 Mini)] </w:t>
+      </w:r>
+      <w:r>
+        <w:rPr>
+          <w:rFonts w:ascii="Arial" w:eastAsia="Arial" w:hAnsi="Arial" w:cs="Arial"/>
+          <w:b/>
+          <w:color w:val="000000"/>
+          <w:sz w:val="18"/>
+          <w:highlight w:val="lightGray"/>
+        </w:rPr>
+        <w:t>on</w:t>
+      </w:r>
+      <w:r>
+        <w:rPr>
+          <w:rFonts w:ascii="Arial" w:eastAsia="Arial" w:hAnsi="Arial"/>
+          <w:sz w:val="18"/>
+          <w:highlight w:val="lightGray"/>
+        </w:rPr>
+        <w:t xml:space="preserve"> [8/18/2025]</w:t>
       </w:r>
     </w:p>
     <w:p>
@@ -310,7 +362,7 @@
           <w:ilvl w:val="0"/>
           <w:numId w:val="5"/>
         </w:numPr>
-        <w:spacing w:before="240"/>
+        <w:spacing w:before="240" w:after="0" w:line="276" w:lineRule="auto"/>
         <w:rPr>
           <w:rFonts w:ascii="Roboto Mono" w:eastAsia="Roboto Mono" w:hAnsi="Roboto Mono" w:cs="Roboto Mono"/>
         </w:rPr>
@@ -336,6 +388,7 @@
           <w:ilvl w:val="1"/>
           <w:numId w:val="5"/>
         </w:numPr>
+        <w:spacing w:after="0" w:line="276" w:lineRule="auto"/>
         <w:rPr>
           <w:rFonts w:ascii="Roboto Mono" w:eastAsia="Roboto Mono" w:hAnsi="Roboto Mono" w:cs="Roboto Mono"/>
         </w:rPr>
@@ -359,6 +412,7 @@
           <w:ilvl w:val="1"/>
           <w:numId w:val="5"/>
         </w:numPr>
+        <w:spacing w:after="0" w:line="276" w:lineRule="auto"/>
         <w:rPr>
           <w:rFonts w:ascii="Roboto Mono" w:eastAsia="Roboto Mono" w:hAnsi="Roboto Mono" w:cs="Roboto Mono"/>
         </w:rPr>
@@ -382,6 +436,7 @@
           <w:ilvl w:val="1"/>
           <w:numId w:val="5"/>
         </w:numPr>
+        <w:spacing w:after="0" w:line="276" w:lineRule="auto"/>
         <w:rPr>
           <w:rFonts w:ascii="Roboto Mono" w:eastAsia="Roboto Mono" w:hAnsi="Roboto Mono" w:cs="Roboto Mono"/>
         </w:rPr>
@@ -405,12 +460,12 @@
           <w:ilvl w:val="1"/>
           <w:numId w:val="5"/>
         </w:numPr>
-      </w:pPr>
-      <w:r>
-        <w:rPr>
-          <w:rFonts w:ascii="Roboto Mono" w:eastAsia="Roboto Mono" w:hAnsi="Roboto Mono" w:cs="Roboto Mono"/>
-        </w:rPr>
-        <w:lastRenderedPageBreak/>
+        <w:spacing w:after="0" w:line="276" w:lineRule="auto"/>
+      </w:pPr>
+      <w:r>
+        <w:rPr>
+          <w:rFonts w:ascii="Roboto Mono" w:eastAsia="Roboto Mono" w:hAnsi="Roboto Mono" w:cs="Roboto Mono"/>
+        </w:rPr>
         <w:t xml:space="preserve">Compare progress against the </w:t>
       </w:r>
       <w:r>
@@ -439,6 +494,7 @@
           <w:ilvl w:val="1"/>
           <w:numId w:val="5"/>
         </w:numPr>
+        <w:spacing w:after="0" w:line="276" w:lineRule="auto"/>
         <w:rPr>
           <w:rFonts w:ascii="Roboto Mono" w:eastAsia="Roboto Mono" w:hAnsi="Roboto Mono" w:cs="Roboto Mono"/>
         </w:rPr>
@@ -462,6 +518,7 @@
           <w:ilvl w:val="0"/>
           <w:numId w:val="5"/>
         </w:numPr>
+        <w:spacing w:after="0" w:line="276" w:lineRule="auto"/>
         <w:rPr>
           <w:rFonts w:ascii="Roboto Mono" w:eastAsia="Roboto Mono" w:hAnsi="Roboto Mono" w:cs="Roboto Mono"/>
         </w:rPr>
@@ -487,6 +544,7 @@
           <w:ilvl w:val="1"/>
           <w:numId w:val="5"/>
         </w:numPr>
+        <w:spacing w:after="0" w:line="276" w:lineRule="auto"/>
         <w:rPr>
           <w:rFonts w:ascii="Roboto Mono" w:eastAsia="Roboto Mono" w:hAnsi="Roboto Mono" w:cs="Roboto Mono"/>
         </w:rPr>
@@ -510,6 +568,7 @@
           <w:ilvl w:val="1"/>
           <w:numId w:val="5"/>
         </w:numPr>
+        <w:spacing w:after="0" w:line="276" w:lineRule="auto"/>
         <w:rPr>
           <w:rFonts w:ascii="Roboto Mono" w:eastAsia="Roboto Mono" w:hAnsi="Roboto Mono" w:cs="Roboto Mono"/>
         </w:rPr>
@@ -533,6 +592,7 @@
           <w:ilvl w:val="1"/>
           <w:numId w:val="5"/>
         </w:numPr>
+        <w:spacing w:after="0" w:line="276" w:lineRule="auto"/>
         <w:rPr>
           <w:rFonts w:ascii="Roboto Mono" w:eastAsia="Roboto Mono" w:hAnsi="Roboto Mono" w:cs="Roboto Mono"/>
         </w:rPr>
@@ -556,7 +616,7 @@
           <w:ilvl w:val="1"/>
           <w:numId w:val="5"/>
         </w:numPr>
-        <w:spacing w:after="240"/>
+        <w:spacing w:after="240" w:line="276" w:lineRule="auto"/>
         <w:rPr>
           <w:rFonts w:ascii="Roboto Mono" w:eastAsia="Roboto Mono" w:hAnsi="Roboto Mono" w:cs="Roboto Mono"/>
         </w:rPr>
@@ -576,7 +636,7 @@
     </w:p>
     <w:p>
       <w:r>
-        <w:pict w14:anchorId="5407C2B5">
+        <w:pict w14:anchorId="1C6E949F">
           <v:rect id="_x0000_i1026" style="width:0;height:1.5pt" o:hralign="center" o:hrstd="t" o:hr="t" fillcolor="#a0a0a0" stroked="f"/>
         </w:pict>
       </w:r>
@@ -609,51 +669,77 @@
       </w:pPr>
       <w:r>
         <w:rPr>
-          <w:b/>
-          <w:shd w:val="clear" w:color="auto" w:fill="B7B7B7"/>
-        </w:rPr>
-        <w:t># Source</w:t>
-      </w:r>
-      <w:r>
-        <w:rPr>
-          <w:shd w:val="clear" w:color="auto" w:fill="B7B7B7"/>
-        </w:rPr>
-        <w:t xml:space="preserve">: </w:t>
-      </w:r>
-      <w:r>
-        <w:rPr>
-          <w:b/>
-          <w:shd w:val="clear" w:color="auto" w:fill="B7B7B7"/>
-        </w:rPr>
-        <w:t xml:space="preserve">Chatgpt </w:t>
-      </w:r>
-      <w:r>
-        <w:rPr>
-          <w:b/>
-          <w:sz w:val="14"/>
-          <w:szCs w:val="14"/>
-          <w:shd w:val="clear" w:color="auto" w:fill="B7B7B7"/>
-        </w:rPr>
-        <w:t>(GPT</w:t>
-      </w:r>
-      <w:r>
-        <w:rPr>
-          <w:rFonts w:ascii="Cambria Math" w:hAnsi="Cambria Math" w:cs="Cambria Math"/>
-          <w:b/>
-          <w:sz w:val="14"/>
-          <w:szCs w:val="14"/>
-          <w:shd w:val="clear" w:color="auto" w:fill="B7B7B7"/>
+          <w:rFonts w:ascii="Arial" w:eastAsia="Arial" w:hAnsi="Arial" w:cs="Arial"/>
+          <w:b/>
+          <w:color w:val="000000"/>
+          <w:sz w:val="18"/>
+          <w:highlight w:val="lightGray"/>
+        </w:rPr>
+        <w:t># Source: AI Source: Provided by: [Data Path</w:t>
+      </w:r>
+      <w:r>
+        <w:rPr>
+          <w:rFonts w:ascii="Arial" w:eastAsia="Arial" w:hAnsi="Arial" w:cs="Arial"/>
+          <w:color w:val="000000"/>
+          <w:sz w:val="18"/>
+          <w:highlight w:val="lightGray"/>
+        </w:rPr>
+        <w:t xml:space="preserve">: Persons Table -&gt; ID Column: 1, Name_En Column: Motasem Essam] -&gt; </w:t>
+      </w:r>
+      <w:r>
+        <w:rPr>
+          <w:rFonts w:ascii="Arial" w:eastAsia="Arial" w:hAnsi="Arial" w:cs="Arial"/>
+          <w:b/>
+          <w:color w:val="000000"/>
+          <w:sz w:val="18"/>
+          <w:highlight w:val="lightGray"/>
+        </w:rPr>
+        <w:t>From:</w:t>
+      </w:r>
+      <w:r>
+        <w:rPr>
+          <w:rFonts w:ascii="Arial" w:eastAsia="Arial" w:hAnsi="Arial" w:cs="Arial"/>
+          <w:color w:val="000000"/>
+          <w:sz w:val="18"/>
+          <w:highlight w:val="lightGray"/>
+        </w:rPr>
+        <w:t xml:space="preserve"> [Chatgpt (GPT</w:t>
+      </w:r>
+      <w:r>
+        <w:rPr>
+          <w:rFonts w:ascii="Arial" w:eastAsia="Arial" w:hAnsi="Arial" w:cs="Cambria Math"/>
+          <w:color w:val="000000"/>
+          <w:sz w:val="18"/>
+          <w:highlight w:val="lightGray"/>
         </w:rPr>
         <w:t>‑</w:t>
       </w:r>
       <w:r>
         <w:rPr>
-          <w:b/>
-          <w:sz w:val="14"/>
-          <w:szCs w:val="14"/>
-          <w:shd w:val="clear" w:color="auto" w:fill="B7B7B7"/>
-        </w:rPr>
-        <w:t>5 Mini) at [8/18/2025]</w:t>
+          <w:rFonts w:ascii="Arial" w:eastAsia="Arial" w:hAnsi="Arial" w:cs="Arial"/>
+          <w:color w:val="000000"/>
+          <w:sz w:val="18"/>
+          <w:highlight w:val="lightGray"/>
+        </w:rPr>
+        <w:t xml:space="preserve">5 Mini)] </w:t>
+      </w:r>
+      <w:r>
+        <w:rPr>
+          <w:rFonts w:ascii="Arial" w:eastAsia="Arial" w:hAnsi="Arial" w:cs="Arial"/>
+          <w:b/>
+          <w:color w:val="000000"/>
+          <w:sz w:val="18"/>
+          <w:highlight w:val="lightGray"/>
+        </w:rPr>
+        <w:t>on</w:t>
+      </w:r>
+      <w:r>
+        <w:rPr>
+          <w:rFonts w:ascii="Arial" w:eastAsia="Arial" w:hAnsi="Arial"/>
+          <w:sz w:val="18"/>
+          <w:highlight w:val="lightGray"/>
+        </w:rPr>
+        <w:t xml:space="preserve"> [8/18/2025]</w:t>
       </w:r>
     </w:p>
     <w:p>
@@ -689,7 +775,7 @@
           <w:ilvl w:val="0"/>
           <w:numId w:val="1"/>
         </w:numPr>
-        <w:spacing w:before="240"/>
+        <w:spacing w:before="240" w:after="0" w:line="276" w:lineRule="auto"/>
         <w:rPr>
           <w:rFonts w:ascii="Roboto Mono" w:eastAsia="Roboto Mono" w:hAnsi="Roboto Mono" w:cs="Roboto Mono"/>
         </w:rPr>
@@ -715,6 +801,7 @@
           <w:ilvl w:val="1"/>
           <w:numId w:val="1"/>
         </w:numPr>
+        <w:spacing w:after="0" w:line="276" w:lineRule="auto"/>
         <w:rPr>
           <w:rFonts w:ascii="Roboto Mono" w:eastAsia="Roboto Mono" w:hAnsi="Roboto Mono" w:cs="Roboto Mono"/>
         </w:rPr>
@@ -738,6 +825,7 @@
           <w:ilvl w:val="1"/>
           <w:numId w:val="1"/>
         </w:numPr>
+        <w:spacing w:after="0" w:line="276" w:lineRule="auto"/>
         <w:rPr>
           <w:rFonts w:ascii="Roboto Mono" w:eastAsia="Roboto Mono" w:hAnsi="Roboto Mono" w:cs="Roboto Mono"/>
         </w:rPr>
@@ -761,6 +849,7 @@
           <w:ilvl w:val="1"/>
           <w:numId w:val="1"/>
         </w:numPr>
+        <w:spacing w:after="0" w:line="276" w:lineRule="auto"/>
         <w:rPr>
           <w:rFonts w:ascii="Roboto Mono" w:eastAsia="Roboto Mono" w:hAnsi="Roboto Mono" w:cs="Roboto Mono"/>
         </w:rPr>
@@ -784,6 +873,7 @@
           <w:ilvl w:val="1"/>
           <w:numId w:val="1"/>
         </w:numPr>
+        <w:spacing w:after="0" w:line="276" w:lineRule="auto"/>
         <w:rPr>
           <w:rFonts w:ascii="Roboto Mono" w:eastAsia="Roboto Mono" w:hAnsi="Roboto Mono" w:cs="Roboto Mono"/>
         </w:rPr>
@@ -807,6 +897,7 @@
           <w:ilvl w:val="1"/>
           <w:numId w:val="1"/>
         </w:numPr>
+        <w:spacing w:after="0" w:line="276" w:lineRule="auto"/>
         <w:rPr>
           <w:rFonts w:ascii="Roboto Mono" w:eastAsia="Roboto Mono" w:hAnsi="Roboto Mono" w:cs="Roboto Mono"/>
         </w:rPr>
@@ -830,6 +921,7 @@
           <w:ilvl w:val="0"/>
           <w:numId w:val="1"/>
         </w:numPr>
+        <w:spacing w:after="0" w:line="276" w:lineRule="auto"/>
         <w:rPr>
           <w:rFonts w:ascii="Roboto Mono" w:eastAsia="Roboto Mono" w:hAnsi="Roboto Mono" w:cs="Roboto Mono"/>
         </w:rPr>
@@ -855,15 +947,15 @@
           <w:ilvl w:val="1"/>
           <w:numId w:val="1"/>
         </w:numPr>
-        <w:rPr>
-          <w:rFonts w:ascii="Roboto Mono" w:eastAsia="Roboto Mono" w:hAnsi="Roboto Mono" w:cs="Roboto Mono"/>
-        </w:rPr>
-      </w:pPr>
-      <w:r>
-        <w:rPr>
-          <w:rFonts w:ascii="Roboto Mono" w:eastAsia="Roboto Mono" w:hAnsi="Roboto Mono" w:cs="Roboto Mono"/>
-        </w:rPr>
-        <w:lastRenderedPageBreak/>
+        <w:spacing w:after="0" w:line="276" w:lineRule="auto"/>
+        <w:rPr>
+          <w:rFonts w:ascii="Roboto Mono" w:eastAsia="Roboto Mono" w:hAnsi="Roboto Mono" w:cs="Roboto Mono"/>
+        </w:rPr>
+      </w:pPr>
+      <w:r>
+        <w:rPr>
+          <w:rFonts w:ascii="Roboto Mono" w:eastAsia="Roboto Mono" w:hAnsi="Roboto Mono" w:cs="Roboto Mono"/>
+        </w:rPr>
         <w:t>Monitoring shows 50% of high-priority tests are still pending near release date.</w:t>
       </w:r>
       <w:r>
@@ -879,7 +971,7 @@
           <w:ilvl w:val="1"/>
           <w:numId w:val="1"/>
         </w:numPr>
-        <w:spacing w:after="240"/>
+        <w:spacing w:after="240" w:line="276" w:lineRule="auto"/>
         <w:rPr>
           <w:rFonts w:ascii="Roboto Mono" w:eastAsia="Roboto Mono" w:hAnsi="Roboto Mono" w:cs="Roboto Mono"/>
         </w:rPr>
@@ -899,7 +991,7 @@
     </w:p>
     <w:p>
       <w:r>
-        <w:pict w14:anchorId="48C573BE">
+        <w:pict w14:anchorId="59485F9E">
           <v:rect id="_x0000_i1027" style="width:0;height:1.5pt" o:hralign="center" o:hrstd="t" o:hr="t" fillcolor="#a0a0a0" stroked="f"/>
         </w:pict>
       </w:r>
@@ -932,51 +1024,77 @@
       </w:pPr>
       <w:r>
         <w:rPr>
-          <w:b/>
-          <w:shd w:val="clear" w:color="auto" w:fill="B7B7B7"/>
-        </w:rPr>
-        <w:t># Source</w:t>
-      </w:r>
-      <w:r>
-        <w:rPr>
-          <w:shd w:val="clear" w:color="auto" w:fill="B7B7B7"/>
-        </w:rPr>
-        <w:t xml:space="preserve">: </w:t>
-      </w:r>
-      <w:r>
-        <w:rPr>
-          <w:b/>
-          <w:shd w:val="clear" w:color="auto" w:fill="B7B7B7"/>
-        </w:rPr>
-        <w:t xml:space="preserve">Chatgpt </w:t>
-      </w:r>
-      <w:r>
-        <w:rPr>
-          <w:b/>
-          <w:sz w:val="14"/>
-          <w:szCs w:val="14"/>
-          <w:shd w:val="clear" w:color="auto" w:fill="B7B7B7"/>
-        </w:rPr>
-        <w:t>(GPT</w:t>
-      </w:r>
-      <w:r>
-        <w:rPr>
-          <w:rFonts w:ascii="Cambria Math" w:hAnsi="Cambria Math" w:cs="Cambria Math"/>
-          <w:b/>
-          <w:sz w:val="14"/>
-          <w:szCs w:val="14"/>
-          <w:shd w:val="clear" w:color="auto" w:fill="B7B7B7"/>
+          <w:rFonts w:ascii="Arial" w:eastAsia="Arial" w:hAnsi="Arial" w:cs="Arial"/>
+          <w:b/>
+          <w:color w:val="000000"/>
+          <w:sz w:val="18"/>
+          <w:highlight w:val="lightGray"/>
+        </w:rPr>
+        <w:t># Source: AI Source: Provided by: [Data Path</w:t>
+      </w:r>
+      <w:r>
+        <w:rPr>
+          <w:rFonts w:ascii="Arial" w:eastAsia="Arial" w:hAnsi="Arial" w:cs="Arial"/>
+          <w:color w:val="000000"/>
+          <w:sz w:val="18"/>
+          <w:highlight w:val="lightGray"/>
+        </w:rPr>
+        <w:t xml:space="preserve">: Persons Table -&gt; ID Column: 1, Name_En Column: Motasem Essam] -&gt; </w:t>
+      </w:r>
+      <w:r>
+        <w:rPr>
+          <w:rFonts w:ascii="Arial" w:eastAsia="Arial" w:hAnsi="Arial" w:cs="Arial"/>
+          <w:b/>
+          <w:color w:val="000000"/>
+          <w:sz w:val="18"/>
+          <w:highlight w:val="lightGray"/>
+        </w:rPr>
+        <w:t>From:</w:t>
+      </w:r>
+      <w:r>
+        <w:rPr>
+          <w:rFonts w:ascii="Arial" w:eastAsia="Arial" w:hAnsi="Arial" w:cs="Arial"/>
+          <w:color w:val="000000"/>
+          <w:sz w:val="18"/>
+          <w:highlight w:val="lightGray"/>
+        </w:rPr>
+        <w:t xml:space="preserve"> [Chatgpt (GPT</w:t>
+      </w:r>
+      <w:r>
+        <w:rPr>
+          <w:rFonts w:ascii="Arial" w:eastAsia="Arial" w:hAnsi="Arial" w:cs="Cambria Math"/>
+          <w:color w:val="000000"/>
+          <w:sz w:val="18"/>
+          <w:highlight w:val="lightGray"/>
         </w:rPr>
         <w:t>‑</w:t>
       </w:r>
       <w:r>
         <w:rPr>
-          <w:b/>
-          <w:sz w:val="14"/>
-          <w:szCs w:val="14"/>
-          <w:shd w:val="clear" w:color="auto" w:fill="B7B7B7"/>
-        </w:rPr>
-        <w:t>5 Mini) at [8/18/2025]</w:t>
+          <w:rFonts w:ascii="Arial" w:eastAsia="Arial" w:hAnsi="Arial" w:cs="Arial"/>
+          <w:color w:val="000000"/>
+          <w:sz w:val="18"/>
+          <w:highlight w:val="lightGray"/>
+        </w:rPr>
+        <w:t xml:space="preserve">5 Mini)] </w:t>
+      </w:r>
+      <w:r>
+        <w:rPr>
+          <w:rFonts w:ascii="Arial" w:eastAsia="Arial" w:hAnsi="Arial" w:cs="Arial"/>
+          <w:b/>
+          <w:color w:val="000000"/>
+          <w:sz w:val="18"/>
+          <w:highlight w:val="lightGray"/>
+        </w:rPr>
+        <w:t>on</w:t>
+      </w:r>
+      <w:r>
+        <w:rPr>
+          <w:rFonts w:ascii="Arial" w:eastAsia="Arial" w:hAnsi="Arial"/>
+          <w:sz w:val="18"/>
+          <w:highlight w:val="lightGray"/>
+        </w:rPr>
+        <w:t xml:space="preserve"> [8/18/2025]</w:t>
       </w:r>
     </w:p>
     <w:p>
@@ -985,7 +1103,7 @@
           <w:ilvl w:val="0"/>
           <w:numId w:val="2"/>
         </w:numPr>
-        <w:spacing w:before="240"/>
+        <w:spacing w:before="240" w:after="0" w:line="276" w:lineRule="auto"/>
         <w:rPr>
           <w:rFonts w:ascii="Roboto Mono" w:eastAsia="Roboto Mono" w:hAnsi="Roboto Mono" w:cs="Roboto Mono"/>
         </w:rPr>
@@ -1009,6 +1127,7 @@
           <w:ilvl w:val="0"/>
           <w:numId w:val="2"/>
         </w:numPr>
+        <w:spacing w:after="0" w:line="276" w:lineRule="auto"/>
         <w:rPr>
           <w:rFonts w:ascii="Roboto Mono" w:eastAsia="Roboto Mono" w:hAnsi="Roboto Mono" w:cs="Roboto Mono"/>
         </w:rPr>
@@ -1032,7 +1151,7 @@
           <w:ilvl w:val="0"/>
           <w:numId w:val="2"/>
         </w:numPr>
-        <w:spacing w:after="240"/>
+        <w:spacing w:after="240" w:line="276" w:lineRule="auto"/>
       </w:pPr>
       <w:r>
         <w:rPr>
@@ -1072,51 +1191,77 @@
       </w:pPr>
       <w:r>
         <w:rPr>
-          <w:b/>
-          <w:shd w:val="clear" w:color="auto" w:fill="B7B7B7"/>
-        </w:rPr>
-        <w:t># Source</w:t>
-      </w:r>
-      <w:r>
-        <w:rPr>
-          <w:shd w:val="clear" w:color="auto" w:fill="B7B7B7"/>
-        </w:rPr>
-        <w:t xml:space="preserve">: </w:t>
-      </w:r>
-      <w:r>
-        <w:rPr>
-          <w:b/>
-          <w:shd w:val="clear" w:color="auto" w:fill="B7B7B7"/>
-        </w:rPr>
-        <w:t xml:space="preserve">Chatgpt </w:t>
-      </w:r>
-      <w:r>
-        <w:rPr>
-          <w:b/>
-          <w:sz w:val="14"/>
-          <w:szCs w:val="14"/>
-          <w:shd w:val="clear" w:color="auto" w:fill="B7B7B7"/>
-        </w:rPr>
-        <w:t>(GPT</w:t>
-      </w:r>
-      <w:r>
-        <w:rPr>
-          <w:rFonts w:ascii="Cambria Math" w:hAnsi="Cambria Math" w:cs="Cambria Math"/>
-          <w:b/>
-          <w:sz w:val="14"/>
-          <w:szCs w:val="14"/>
-          <w:shd w:val="clear" w:color="auto" w:fill="B7B7B7"/>
+          <w:rFonts w:ascii="Arial" w:eastAsia="Arial" w:hAnsi="Arial" w:cs="Arial"/>
+          <w:b/>
+          <w:color w:val="000000"/>
+          <w:sz w:val="18"/>
+          <w:highlight w:val="lightGray"/>
+        </w:rPr>
+        <w:t># Source: AI Source: Provided by: [Data Path</w:t>
+      </w:r>
+      <w:r>
+        <w:rPr>
+          <w:rFonts w:ascii="Arial" w:eastAsia="Arial" w:hAnsi="Arial" w:cs="Arial"/>
+          <w:color w:val="000000"/>
+          <w:sz w:val="18"/>
+          <w:highlight w:val="lightGray"/>
+        </w:rPr>
+        <w:t xml:space="preserve">: Persons Table -&gt; ID Column: 1, Name_En Column: Motasem Essam] -&gt; </w:t>
+      </w:r>
+      <w:r>
+        <w:rPr>
+          <w:rFonts w:ascii="Arial" w:eastAsia="Arial" w:hAnsi="Arial" w:cs="Arial"/>
+          <w:b/>
+          <w:color w:val="000000"/>
+          <w:sz w:val="18"/>
+          <w:highlight w:val="lightGray"/>
+        </w:rPr>
+        <w:t>From:</w:t>
+      </w:r>
+      <w:r>
+        <w:rPr>
+          <w:rFonts w:ascii="Arial" w:eastAsia="Arial" w:hAnsi="Arial" w:cs="Arial"/>
+          <w:color w:val="000000"/>
+          <w:sz w:val="18"/>
+          <w:highlight w:val="lightGray"/>
+        </w:rPr>
+        <w:t xml:space="preserve"> [Chatgpt (GPT</w:t>
+      </w:r>
+      <w:r>
+        <w:rPr>
+          <w:rFonts w:ascii="Arial" w:eastAsia="Arial" w:hAnsi="Arial" w:cs="Cambria Math"/>
+          <w:color w:val="000000"/>
+          <w:sz w:val="18"/>
+          <w:highlight w:val="lightGray"/>
         </w:rPr>
         <w:t>‑</w:t>
       </w:r>
       <w:r>
         <w:rPr>
-          <w:b/>
-          <w:sz w:val="14"/>
-          <w:szCs w:val="14"/>
-          <w:shd w:val="clear" w:color="auto" w:fill="B7B7B7"/>
-        </w:rPr>
-        <w:t>5 Mini) at [8/18/2025]</w:t>
+          <w:rFonts w:ascii="Arial" w:eastAsia="Arial" w:hAnsi="Arial" w:cs="Arial"/>
+          <w:color w:val="000000"/>
+          <w:sz w:val="18"/>
+          <w:highlight w:val="lightGray"/>
+        </w:rPr>
+        <w:t xml:space="preserve">5 Mini)] </w:t>
+      </w:r>
+      <w:r>
+        <w:rPr>
+          <w:rFonts w:ascii="Arial" w:eastAsia="Arial" w:hAnsi="Arial" w:cs="Arial"/>
+          <w:b/>
+          <w:color w:val="000000"/>
+          <w:sz w:val="18"/>
+          <w:highlight w:val="lightGray"/>
+        </w:rPr>
+        <w:t>on</w:t>
+      </w:r>
+      <w:r>
+        <w:rPr>
+          <w:rFonts w:ascii="Arial" w:eastAsia="Arial" w:hAnsi="Arial"/>
+          <w:sz w:val="18"/>
+          <w:highlight w:val="lightGray"/>
+        </w:rPr>
+        <w:t xml:space="preserve"> [8/18/2025]</w:t>
       </w:r>
     </w:p>
     <w:p>
@@ -1125,7 +1270,7 @@
           <w:ilvl w:val="0"/>
           <w:numId w:val="7"/>
         </w:numPr>
-        <w:spacing w:before="240"/>
+        <w:spacing w:before="240" w:after="0" w:line="276" w:lineRule="auto"/>
         <w:rPr>
           <w:rFonts w:ascii="Roboto Mono" w:eastAsia="Roboto Mono" w:hAnsi="Roboto Mono" w:cs="Roboto Mono"/>
         </w:rPr>
@@ -1149,6 +1294,7 @@
           <w:ilvl w:val="0"/>
           <w:numId w:val="7"/>
         </w:numPr>
+        <w:spacing w:after="0" w:line="276" w:lineRule="auto"/>
         <w:rPr>
           <w:rFonts w:ascii="Roboto Mono" w:eastAsia="Roboto Mono" w:hAnsi="Roboto Mono" w:cs="Roboto Mono"/>
         </w:rPr>
@@ -1172,7 +1318,7 @@
           <w:ilvl w:val="0"/>
           <w:numId w:val="7"/>
         </w:numPr>
-        <w:spacing w:after="240"/>
+        <w:spacing w:after="240" w:line="276" w:lineRule="auto"/>
         <w:rPr>
           <w:rFonts w:ascii="Roboto Mono" w:eastAsia="Roboto Mono" w:hAnsi="Roboto Mono" w:cs="Roboto Mono"/>
         </w:rPr>
@@ -1192,7 +1338,7 @@
     </w:p>
     <w:p>
       <w:r>
-        <w:pict w14:anchorId="59F61FA1">
+        <w:pict w14:anchorId="488911A8">
           <v:rect id="_x0000_i1028" style="width:0;height:1.5pt" o:hralign="center" o:hrstd="t" o:hr="t" fillcolor="#a0a0a0" stroked="f"/>
         </w:pict>
       </w:r>
@@ -1225,51 +1371,77 @@
       </w:pPr>
       <w:r>
         <w:rPr>
-          <w:b/>
-          <w:shd w:val="clear" w:color="auto" w:fill="B7B7B7"/>
-        </w:rPr>
-        <w:t># Source</w:t>
-      </w:r>
-      <w:r>
-        <w:rPr>
-          <w:shd w:val="clear" w:color="auto" w:fill="B7B7B7"/>
-        </w:rPr>
-        <w:t xml:space="preserve">: </w:t>
-      </w:r>
-      <w:r>
-        <w:rPr>
-          <w:b/>
-          <w:shd w:val="clear" w:color="auto" w:fill="B7B7B7"/>
-        </w:rPr>
-        <w:t xml:space="preserve">Chatgpt </w:t>
-      </w:r>
-      <w:r>
-        <w:rPr>
-          <w:b/>
-          <w:sz w:val="14"/>
-          <w:szCs w:val="14"/>
-          <w:shd w:val="clear" w:color="auto" w:fill="B7B7B7"/>
-        </w:rPr>
-        <w:t>(GPT</w:t>
-      </w:r>
-      <w:r>
-        <w:rPr>
-          <w:rFonts w:ascii="Cambria Math" w:hAnsi="Cambria Math" w:cs="Cambria Math"/>
-          <w:b/>
-          <w:sz w:val="14"/>
-          <w:szCs w:val="14"/>
-          <w:shd w:val="clear" w:color="auto" w:fill="B7B7B7"/>
+          <w:rFonts w:ascii="Arial" w:eastAsia="Arial" w:hAnsi="Arial" w:cs="Arial"/>
+          <w:b/>
+          <w:color w:val="000000"/>
+          <w:sz w:val="18"/>
+          <w:highlight w:val="lightGray"/>
+        </w:rPr>
+        <w:t># Source: AI Source: Provided by: [Data Path</w:t>
+      </w:r>
+      <w:r>
+        <w:rPr>
+          <w:rFonts w:ascii="Arial" w:eastAsia="Arial" w:hAnsi="Arial" w:cs="Arial"/>
+          <w:color w:val="000000"/>
+          <w:sz w:val="18"/>
+          <w:highlight w:val="lightGray"/>
+        </w:rPr>
+        <w:t xml:space="preserve">: Persons Table -&gt; ID Column: 1, Name_En Column: Motasem Essam] -&gt; </w:t>
+      </w:r>
+      <w:r>
+        <w:rPr>
+          <w:rFonts w:ascii="Arial" w:eastAsia="Arial" w:hAnsi="Arial" w:cs="Arial"/>
+          <w:b/>
+          <w:color w:val="000000"/>
+          <w:sz w:val="18"/>
+          <w:highlight w:val="lightGray"/>
+        </w:rPr>
+        <w:t>From:</w:t>
+      </w:r>
+      <w:r>
+        <w:rPr>
+          <w:rFonts w:ascii="Arial" w:eastAsia="Arial" w:hAnsi="Arial" w:cs="Arial"/>
+          <w:color w:val="000000"/>
+          <w:sz w:val="18"/>
+          <w:highlight w:val="lightGray"/>
+        </w:rPr>
+        <w:t xml:space="preserve"> [Chatgpt (GPT</w:t>
+      </w:r>
+      <w:r>
+        <w:rPr>
+          <w:rFonts w:ascii="Arial" w:eastAsia="Arial" w:hAnsi="Arial" w:cs="Cambria Math"/>
+          <w:color w:val="000000"/>
+          <w:sz w:val="18"/>
+          <w:highlight w:val="lightGray"/>
         </w:rPr>
         <w:t>‑</w:t>
       </w:r>
       <w:r>
         <w:rPr>
-          <w:b/>
-          <w:sz w:val="14"/>
-          <w:szCs w:val="14"/>
-          <w:shd w:val="clear" w:color="auto" w:fill="B7B7B7"/>
-        </w:rPr>
-        <w:t>5 Mini) at [8/18/2025]</w:t>
+          <w:rFonts w:ascii="Arial" w:eastAsia="Arial" w:hAnsi="Arial" w:cs="Arial"/>
+          <w:color w:val="000000"/>
+          <w:sz w:val="18"/>
+          <w:highlight w:val="lightGray"/>
+        </w:rPr>
+        <w:t xml:space="preserve">5 Mini)] </w:t>
+      </w:r>
+      <w:r>
+        <w:rPr>
+          <w:rFonts w:ascii="Arial" w:eastAsia="Arial" w:hAnsi="Arial" w:cs="Arial"/>
+          <w:b/>
+          <w:color w:val="000000"/>
+          <w:sz w:val="18"/>
+          <w:highlight w:val="lightGray"/>
+        </w:rPr>
+        <w:t>on</w:t>
+      </w:r>
+      <w:r>
+        <w:rPr>
+          <w:rFonts w:ascii="Arial" w:eastAsia="Arial" w:hAnsi="Arial"/>
+          <w:sz w:val="18"/>
+          <w:highlight w:val="lightGray"/>
+        </w:rPr>
+        <w:t xml:space="preserve"> [8/18/2025]</w:t>
       </w:r>
     </w:p>
     <w:p>
@@ -1278,7 +1450,7 @@
           <w:ilvl w:val="0"/>
           <w:numId w:val="3"/>
         </w:numPr>
-        <w:spacing w:before="240"/>
+        <w:spacing w:before="240" w:after="0" w:line="276" w:lineRule="auto"/>
       </w:pPr>
       <w:r>
         <w:rPr>
@@ -1312,12 +1484,12 @@
           <w:ilvl w:val="0"/>
           <w:numId w:val="3"/>
         </w:numPr>
-      </w:pPr>
-      <w:r>
-        <w:rPr>
-          <w:rFonts w:ascii="Roboto Mono" w:eastAsia="Roboto Mono" w:hAnsi="Roboto Mono" w:cs="Roboto Mono"/>
-        </w:rPr>
-        <w:lastRenderedPageBreak/>
+        <w:spacing w:after="0" w:line="276" w:lineRule="auto"/>
+      </w:pPr>
+      <w:r>
+        <w:rPr>
+          <w:rFonts w:ascii="Roboto Mono" w:eastAsia="Roboto Mono" w:hAnsi="Roboto Mono" w:cs="Roboto Mono"/>
+        </w:rPr>
         <w:t xml:space="preserve">Provides </w:t>
       </w:r>
       <w:r>
@@ -1346,6 +1518,7 @@
           <w:ilvl w:val="0"/>
           <w:numId w:val="3"/>
         </w:numPr>
+        <w:spacing w:after="0" w:line="276" w:lineRule="auto"/>
       </w:pPr>
       <w:r>
         <w:rPr>
@@ -1379,7 +1552,7 @@
           <w:ilvl w:val="0"/>
           <w:numId w:val="3"/>
         </w:numPr>
-        <w:spacing w:after="240"/>
+        <w:spacing w:after="240" w:line="276" w:lineRule="auto"/>
       </w:pPr>
       <w:r>
         <w:rPr>
@@ -1409,7 +1582,7 @@
     </w:p>
     <w:p>
       <w:r>
-        <w:pict w14:anchorId="52285B00">
+        <w:pict w14:anchorId="4D772B07">
           <v:rect id="_x0000_i1029" style="width:0;height:1.5pt" o:hralign="center" o:hrstd="t" o:hr="t" fillcolor="#a0a0a0" stroked="f"/>
         </w:pict>
       </w:r>
@@ -1442,7 +1615,7 @@
           <w:ilvl w:val="0"/>
           <w:numId w:val="4"/>
         </w:numPr>
-        <w:spacing w:before="240"/>
+        <w:spacing w:before="240" w:after="0" w:line="276" w:lineRule="auto"/>
       </w:pPr>
       <w:r>
         <w:rPr>
@@ -1470,7 +1643,7 @@
           <w:ilvl w:val="0"/>
           <w:numId w:val="4"/>
         </w:numPr>
-        <w:spacing w:after="240"/>
+        <w:spacing w:after="240" w:line="276" w:lineRule="auto"/>
       </w:pPr>
       <w:r>
         <w:rPr>
@@ -1494,7 +1667,7 @@
     </w:p>
     <w:p>
       <w:r>
-        <w:pict w14:anchorId="7137DDF9">
+        <w:pict w14:anchorId="6FBA92F1">
           <v:rect id="_x0000_i1030" style="width:0;height:1.5pt" o:hralign="center" o:hrstd="t" o:hr="t" fillcolor="#a0a0a0" stroked="f"/>
         </w:pict>
       </w:r>
@@ -1504,13 +1677,14 @@
         <w:spacing w:before="240" w:after="240"/>
       </w:pPr>
     </w:p>
+    <w:p/>
     <w:p/>
     <w:p/>
     <w:sectPr>
       <w:pgSz w:w="12240" w:h="15840"/>
       <w:pgMar w:top="1440" w:right="1440" w:bottom="1440" w:left="1440" w:header="720" w:footer="720" w:gutter="0"/>
-      <w:pgNumType w:start="1"/>
       <w:cols w:space="720"/>
+      <w:docGrid w:linePitch="360"/>
     </w:sectPr>
   </w:body>
 </w:document>
@@ -2733,18 +2907,6 @@
   <w:style w:type="paragraph" w:default="1" w:styleId="Normal">
     <w:name w:val="Normal"/>
     <w:qFormat/>
-    <w:rsid w:val="0070624B"/>
-    <w:pPr>
-      <w:spacing w:after="0" w:line="276" w:lineRule="auto"/>
-    </w:pPr>
-    <w:rPr>
-      <w:rFonts w:ascii="Arial" w:eastAsia="Arial" w:hAnsi="Arial" w:cs="Arial"/>
-      <w:kern w:val="0"/>
-      <w:sz w:val="22"/>
-      <w:szCs w:val="22"/>
-      <w:lang w:val="en"/>
-      <w14:ligatures w14:val="none"/>
-    </w:rPr>
   </w:style>
   <w:style w:type="paragraph" w:styleId="Heading1">
     <w:name w:val="heading 1"/>
@@ -2753,7 +2915,7 @@
     <w:link w:val="Heading1Char"/>
     <w:uiPriority w:val="9"/>
     <w:qFormat/>
-    <w:rsid w:val="00F90F8E"/>
+    <w:rsid w:val="00C35EAE"/>
     <w:pPr>
       <w:keepNext/>
       <w:keepLines/>
@@ -2775,7 +2937,7 @@
     <w:uiPriority w:val="9"/>
     <w:unhideWhenUsed/>
     <w:qFormat/>
-    <w:rsid w:val="00F90F8E"/>
+    <w:rsid w:val="00C35EAE"/>
     <w:pPr>
       <w:keepNext/>
       <w:keepLines/>
@@ -2798,7 +2960,7 @@
     <w:semiHidden/>
     <w:unhideWhenUsed/>
     <w:qFormat/>
-    <w:rsid w:val="00F90F8E"/>
+    <w:rsid w:val="00C35EAE"/>
     <w:pPr>
       <w:keepNext/>
       <w:keepLines/>
@@ -2821,7 +2983,7 @@
     <w:semiHidden/>
     <w:unhideWhenUsed/>
     <w:qFormat/>
-    <w:rsid w:val="00F90F8E"/>
+    <w:rsid w:val="00C35EAE"/>
     <w:pPr>
       <w:keepNext/>
       <w:keepLines/>
@@ -2844,7 +3006,7 @@
     <w:semiHidden/>
     <w:unhideWhenUsed/>
     <w:qFormat/>
-    <w:rsid w:val="00F90F8E"/>
+    <w:rsid w:val="00C35EAE"/>
     <w:pPr>
       <w:keepNext/>
       <w:keepLines/>
@@ -2865,11 +3027,11 @@
     <w:semiHidden/>
     <w:unhideWhenUsed/>
     <w:qFormat/>
-    <w:rsid w:val="00F90F8E"/>
+    <w:rsid w:val="00C35EAE"/>
     <w:pPr>
       <w:keepNext/>
       <w:keepLines/>
-      <w:spacing w:before="40"/>
+      <w:spacing w:before="40" w:after="0"/>
       <w:outlineLvl w:val="5"/>
     </w:pPr>
     <w:rPr>
@@ -2888,11 +3050,11 @@
     <w:semiHidden/>
     <w:unhideWhenUsed/>
     <w:qFormat/>
-    <w:rsid w:val="00F90F8E"/>
+    <w:rsid w:val="00C35EAE"/>
     <w:pPr>
       <w:keepNext/>
       <w:keepLines/>
-      <w:spacing w:before="40"/>
+      <w:spacing w:before="40" w:after="0"/>
       <w:outlineLvl w:val="6"/>
     </w:pPr>
     <w:rPr>
@@ -2909,10 +3071,11 @@
     <w:semiHidden/>
     <w:unhideWhenUsed/>
     <w:qFormat/>
-    <w:rsid w:val="00F90F8E"/>
+    <w:rsid w:val="00C35EAE"/>
     <w:pPr>
       <w:keepNext/>
       <w:keepLines/>
+      <w:spacing w:after="0"/>
       <w:outlineLvl w:val="7"/>
     </w:pPr>
     <w:rPr>
@@ -2931,10 +3094,11 @@
     <w:semiHidden/>
     <w:unhideWhenUsed/>
     <w:qFormat/>
-    <w:rsid w:val="00F90F8E"/>
+    <w:rsid w:val="00C35EAE"/>
     <w:pPr>
       <w:keepNext/>
       <w:keepLines/>
+      <w:spacing w:after="0"/>
       <w:outlineLvl w:val="8"/>
     </w:pPr>
     <w:rPr>
@@ -2974,7 +3138,7 @@
     <w:basedOn w:val="DefaultParagraphFont"/>
     <w:link w:val="Heading1"/>
     <w:uiPriority w:val="9"/>
-    <w:rsid w:val="00F90F8E"/>
+    <w:rsid w:val="00C35EAE"/>
     <w:rPr>
       <w:rFonts w:asciiTheme="majorHAnsi" w:eastAsiaTheme="majorEastAsia" w:hAnsiTheme="majorHAnsi" w:cstheme="majorBidi"/>
       <w:color w:val="2F5496" w:themeColor="accent1" w:themeShade="BF"/>
@@ -2987,7 +3151,7 @@
     <w:basedOn w:val="DefaultParagraphFont"/>
     <w:link w:val="Heading2"/>
     <w:uiPriority w:val="9"/>
-    <w:rsid w:val="00F90F8E"/>
+    <w:rsid w:val="00C35EAE"/>
     <w:rPr>
       <w:rFonts w:asciiTheme="majorHAnsi" w:eastAsiaTheme="majorEastAsia" w:hAnsiTheme="majorHAnsi" w:cstheme="majorBidi"/>
       <w:color w:val="2F5496" w:themeColor="accent1" w:themeShade="BF"/>
@@ -3001,7 +3165,7 @@
     <w:link w:val="Heading3"/>
     <w:uiPriority w:val="9"/>
     <w:semiHidden/>
-    <w:rsid w:val="00F90F8E"/>
+    <w:rsid w:val="00C35EAE"/>
     <w:rPr>
       <w:rFonts w:eastAsiaTheme="majorEastAsia" w:cstheme="majorBidi"/>
       <w:color w:val="2F5496" w:themeColor="accent1" w:themeShade="BF"/>
@@ -3015,7 +3179,7 @@
     <w:link w:val="Heading4"/>
     <w:uiPriority w:val="9"/>
     <w:semiHidden/>
-    <w:rsid w:val="00F90F8E"/>
+    <w:rsid w:val="00C35EAE"/>
     <w:rPr>
       <w:rFonts w:eastAsiaTheme="majorEastAsia" w:cstheme="majorBidi"/>
       <w:i/>
@@ -3029,7 +3193,7 @@
     <w:link w:val="Heading5"/>
     <w:uiPriority w:val="9"/>
     <w:semiHidden/>
-    <w:rsid w:val="00F90F8E"/>
+    <w:rsid w:val="00C35EAE"/>
     <w:rPr>
       <w:rFonts w:eastAsiaTheme="majorEastAsia" w:cstheme="majorBidi"/>
       <w:color w:val="2F5496" w:themeColor="accent1" w:themeShade="BF"/>
@@ -3041,7 +3205,7 @@
     <w:link w:val="Heading6"/>
     <w:uiPriority w:val="9"/>
     <w:semiHidden/>
-    <w:rsid w:val="00F90F8E"/>
+    <w:rsid w:val="00C35EAE"/>
     <w:rPr>
       <w:rFonts w:eastAsiaTheme="majorEastAsia" w:cstheme="majorBidi"/>
       <w:i/>
@@ -3055,7 +3219,7 @@
     <w:link w:val="Heading7"/>
     <w:uiPriority w:val="9"/>
     <w:semiHidden/>
-    <w:rsid w:val="00F90F8E"/>
+    <w:rsid w:val="00C35EAE"/>
     <w:rPr>
       <w:rFonts w:eastAsiaTheme="majorEastAsia" w:cstheme="majorBidi"/>
       <w:color w:val="595959" w:themeColor="text1" w:themeTint="A6"/>
@@ -3067,7 +3231,7 @@
     <w:link w:val="Heading8"/>
     <w:uiPriority w:val="9"/>
     <w:semiHidden/>
-    <w:rsid w:val="00F90F8E"/>
+    <w:rsid w:val="00C35EAE"/>
     <w:rPr>
       <w:rFonts w:eastAsiaTheme="majorEastAsia" w:cstheme="majorBidi"/>
       <w:i/>
@@ -3081,7 +3245,7 @@
     <w:link w:val="Heading9"/>
     <w:uiPriority w:val="9"/>
     <w:semiHidden/>
-    <w:rsid w:val="00F90F8E"/>
+    <w:rsid w:val="00C35EAE"/>
     <w:rPr>
       <w:rFonts w:eastAsiaTheme="majorEastAsia" w:cstheme="majorBidi"/>
       <w:color w:val="272727" w:themeColor="text1" w:themeTint="D8"/>
@@ -3094,7 +3258,7 @@
     <w:link w:val="TitleChar"/>
     <w:uiPriority w:val="10"/>
     <w:qFormat/>
-    <w:rsid w:val="00F90F8E"/>
+    <w:rsid w:val="00C35EAE"/>
     <w:pPr>
       <w:spacing w:after="80" w:line="240" w:lineRule="auto"/>
       <w:contextualSpacing/>
@@ -3112,7 +3276,7 @@
     <w:basedOn w:val="DefaultParagraphFont"/>
     <w:link w:val="Title"/>
     <w:uiPriority w:val="10"/>
-    <w:rsid w:val="00F90F8E"/>
+    <w:rsid w:val="00C35EAE"/>
     <w:rPr>
       <w:rFonts w:asciiTheme="majorHAnsi" w:eastAsiaTheme="majorEastAsia" w:hAnsiTheme="majorHAnsi" w:cstheme="majorBidi"/>
       <w:spacing w:val="-10"/>
@@ -3128,7 +3292,7 @@
     <w:link w:val="SubtitleChar"/>
     <w:uiPriority w:val="11"/>
     <w:qFormat/>
-    <w:rsid w:val="00F90F8E"/>
+    <w:rsid w:val="00C35EAE"/>
     <w:pPr>
       <w:numPr>
         <w:ilvl w:val="1"/>
@@ -3147,7 +3311,7 @@
     <w:basedOn w:val="DefaultParagraphFont"/>
     <w:link w:val="Subtitle"/>
     <w:uiPriority w:val="11"/>
-    <w:rsid w:val="00F90F8E"/>
+    <w:rsid w:val="00C35EAE"/>
     <w:rPr>
       <w:rFonts w:eastAsiaTheme="majorEastAsia" w:cstheme="majorBidi"/>
       <w:color w:val="595959" w:themeColor="text1" w:themeTint="A6"/>
@@ -3163,7 +3327,7 @@
     <w:link w:val="QuoteChar"/>
     <w:uiPriority w:val="29"/>
     <w:qFormat/>
-    <w:rsid w:val="00F90F8E"/>
+    <w:rsid w:val="00C35EAE"/>
     <w:pPr>
       <w:spacing w:before="160"/>
       <w:jc w:val="center"/>
@@ -3179,7 +3343,7 @@
     <w:basedOn w:val="DefaultParagraphFont"/>
     <w:link w:val="Quote"/>
     <w:uiPriority w:val="29"/>
-    <w:rsid w:val="00F90F8E"/>
+    <w:rsid w:val="00C35EAE"/>
     <w:rPr>
       <w:i/>
       <w:iCs/>
@@ -3191,7 +3355,7 @@
     <w:basedOn w:val="Normal"/>
     <w:uiPriority w:val="34"/>
     <w:qFormat/>
-    <w:rsid w:val="00F90F8E"/>
+    <w:rsid w:val="00C35EAE"/>
     <w:pPr>
       <w:ind w:left="720"/>
       <w:contextualSpacing/>
@@ -3202,7 +3366,7 @@
     <w:basedOn w:val="DefaultParagraphFont"/>
     <w:uiPriority w:val="21"/>
     <w:qFormat/>
-    <w:rsid w:val="00F90F8E"/>
+    <w:rsid w:val="00C35EAE"/>
     <w:rPr>
       <w:i/>
       <w:iCs/>
@@ -3216,7 +3380,7 @@
     <w:link w:val="IntenseQuoteChar"/>
     <w:uiPriority w:val="30"/>
     <w:qFormat/>
-    <w:rsid w:val="00F90F8E"/>
+    <w:rsid w:val="00C35EAE"/>
     <w:pPr>
       <w:pBdr>
         <w:top w:val="single" w:sz="4" w:space="10" w:color="2F5496" w:themeColor="accent1" w:themeShade="BF"/>
@@ -3237,7 +3401,7 @@
     <w:basedOn w:val="DefaultParagraphFont"/>
     <w:link w:val="IntenseQuote"/>
     <w:uiPriority w:val="30"/>
-    <w:rsid w:val="00F90F8E"/>
+    <w:rsid w:val="00C35EAE"/>
     <w:rPr>
       <w:i/>
       <w:iCs/>
@@ -3249,7 +3413,7 @@
     <w:basedOn w:val="DefaultParagraphFont"/>
     <w:uiPriority w:val="32"/>
     <w:qFormat/>
-    <w:rsid w:val="00F90F8E"/>
+    <w:rsid w:val="00C35EAE"/>
     <w:rPr>
       <w:b/>
       <w:bCs/>
